--- a/japan-kamran-cv.docx
+++ b/japan-kamran-cv.docx
@@ -271,6 +271,7 @@
           <w:sz w:val="20"/>
           <w:szCs w:val="20"/>
           <w:highlight w:val="white"/>
+          <w:lang w:val="en-US"/>
         </w:rPr>
       </w:pPr>
     </w:p>
@@ -360,23 +361,13 @@
           <w:highlight w:val="white"/>
         </w:rPr>
       </w:pPr>
-      <w:proofErr w:type="spellStart"/>
-      <w:r>
-        <w:rPr>
-          <w:sz w:val="20"/>
-          <w:szCs w:val="20"/>
-          <w:highlight w:val="white"/>
-        </w:rPr>
-        <w:t>Reblate</w:t>
-      </w:r>
-      <w:proofErr w:type="spellEnd"/>
-      <w:r>
-        <w:rPr>
-          <w:sz w:val="20"/>
-          <w:szCs w:val="20"/>
-          <w:highlight w:val="white"/>
-        </w:rPr>
-        <w:t xml:space="preserve"> Solutions</w:t>
+      <w:r>
+        <w:rPr>
+          <w:sz w:val="20"/>
+          <w:szCs w:val="20"/>
+          <w:highlight w:val="white"/>
+        </w:rPr>
+        <w:t>Reblate Solutions</w:t>
       </w:r>
     </w:p>
     <w:p>
@@ -575,7 +566,6 @@
           <w:highlight w:val="white"/>
         </w:rPr>
       </w:pPr>
-      <w:proofErr w:type="spellStart"/>
       <w:proofErr w:type="gramStart"/>
       <w:r>
         <w:rPr>
@@ -585,7 +575,6 @@
         </w:rPr>
         <w:t>B.Sc</w:t>
       </w:r>
-      <w:proofErr w:type="spellEnd"/>
       <w:proofErr w:type="gramEnd"/>
       <w:r>
         <w:rPr>
@@ -1263,23 +1252,13 @@
           <w:highlight w:val="white"/>
         </w:rPr>
       </w:pPr>
-      <w:proofErr w:type="spellStart"/>
-      <w:r>
-        <w:rPr>
-          <w:sz w:val="20"/>
-          <w:szCs w:val="20"/>
-          <w:highlight w:val="white"/>
-        </w:rPr>
-        <w:t>Reblate</w:t>
-      </w:r>
-      <w:proofErr w:type="spellEnd"/>
-      <w:r>
-        <w:rPr>
-          <w:sz w:val="20"/>
-          <w:szCs w:val="20"/>
-          <w:highlight w:val="white"/>
-        </w:rPr>
-        <w:t xml:space="preserve"> Solutions</w:t>
+      <w:r>
+        <w:rPr>
+          <w:sz w:val="20"/>
+          <w:szCs w:val="20"/>
+          <w:highlight w:val="white"/>
+        </w:rPr>
+        <w:t>Reblate Solutions</w:t>
       </w:r>
     </w:p>
     <w:p>
